--- a/lessons/4-3/downloads/reveal/teacher/4.3-session-1-prerequisite-practice-b.docx
+++ b/lessons/4-3/downloads/reveal/teacher/4.3-session-1-prerequisite-practice-b.docx
@@ -114,7 +114,7 @@
           <w:sz w:val="17"/>
           <w:szCs w:val="17"/>
         </w:rPr>
-        <w:t xml:space="preserve">Builds on Lesson 4-1 Session 1 · 6.RP.A.3c</w:t>
+        <w:t xml:space="preserve">Builds on Lesson 4-1 Session 1</w:t>
       </w:r>
     </w:p>
     <w:tbl>
@@ -186,7 +186,7 @@
                 <w:sz w:val="20"/>
                 <w:szCs w:val="20"/>
               </w:rPr>
-              <w:t xml:space="preserve">You will estimate what percent 61 taken spaces are out of 80.</w:t>
+              <w:t xml:space="preserve">You will estimate what percent 27 km is of a 36 km trail.</w:t>
             </w:r>
           </w:p>
         </w:tc>
@@ -245,7 +245,7 @@
                 <w:sz w:val="20"/>
                 <w:szCs w:val="20"/>
               </w:rPr>
-              <w:t xml:space="preserve">You will use it in Practice Form A, problems 6 and 7.</w:t>
+              <w:t xml:space="preserve">You will use it in Practice, problems 5 and 7.</w:t>
             </w:r>
           </w:p>
         </w:tc>
@@ -261,6 +261,7 @@
           <w:tab w:val="right" w:pos="9504"/>
         </w:tabs>
         <w:spacing w:before="50" w:after="36" w:line="240" w:lineRule="auto"/>
+        <w:outlineLvl w:val="1"/>
       </w:pPr>
       <w:r>
         <w:rPr>
@@ -527,6 +528,7 @@
           <w:tab w:val="right" w:pos="9504"/>
         </w:tabs>
         <w:spacing w:before="50" w:after="36" w:line="240" w:lineRule="auto"/>
+        <w:outlineLvl w:val="1"/>
       </w:pPr>
       <w:r>
         <w:rPr>
@@ -733,6 +735,7 @@
           <w:tab w:val="right" w:pos="9504"/>
         </w:tabs>
         <w:spacing w:before="50" w:after="36" w:line="240" w:lineRule="auto"/>
+        <w:outlineLvl w:val="1"/>
       </w:pPr>
       <w:r>
         <w:rPr>
@@ -779,8 +782,8 @@
           <w:rFonts w:ascii="Avenir Next" w:hAnsi="Avenir Next" w:cs="Avenir Next" w:eastAsia="Avenir Next"/>
           <w:b/>
           <w:color w:val="1A1A1A"/>
-          <w:sz w:val="22"/>
-          <w:szCs w:val="22"/>
+          <w:sz w:val="21"/>
+          <w:szCs w:val="21"/>
         </w:rPr>
         <w:t xml:space="preserve">1.</w:t>
       </w:r>
@@ -788,8 +791,8 @@
         <w:rPr>
           <w:rFonts w:ascii="Avenir Next" w:hAnsi="Avenir Next" w:cs="Avenir Next" w:eastAsia="Avenir Next"/>
           <w:color w:val="1A1A1A"/>
-          <w:sz w:val="22"/>
-          <w:szCs w:val="22"/>
+          <w:sz w:val="21"/>
+          <w:szCs w:val="21"/>
         </w:rPr>
         <w:tab/>
       </w:r>
@@ -797,8 +800,8 @@
         <w:rPr>
           <w:rFonts w:ascii="Avenir Next" w:hAnsi="Avenir Next" w:cs="Avenir Next" w:eastAsia="Avenir Next"/>
           <w:color w:val="1A1A1A"/>
-          <w:sz w:val="22"/>
-          <w:szCs w:val="22"/>
+          <w:sz w:val="21"/>
+          <w:szCs w:val="21"/>
         </w:rPr>
         <w:t xml:space="preserve">Mia’s goal is 30 laps. She has swum 12 laps.</w:t>
       </w:r>
@@ -984,8 +987,8 @@
           <w:rFonts w:ascii="Avenir Next" w:hAnsi="Avenir Next" w:cs="Avenir Next" w:eastAsia="Avenir Next"/>
           <w:b/>
           <w:color w:val="1A1A1A"/>
-          <w:sz w:val="22"/>
-          <w:szCs w:val="22"/>
+          <w:sz w:val="21"/>
+          <w:szCs w:val="21"/>
         </w:rPr>
         <w:t xml:space="preserve">2.</w:t>
       </w:r>
@@ -993,8 +996,8 @@
         <w:rPr>
           <w:rFonts w:ascii="Avenir Next" w:hAnsi="Avenir Next" w:cs="Avenir Next" w:eastAsia="Avenir Next"/>
           <w:color w:val="1A1A1A"/>
-          <w:sz w:val="22"/>
-          <w:szCs w:val="22"/>
+          <w:sz w:val="21"/>
+          <w:szCs w:val="21"/>
         </w:rPr>
         <w:tab/>
       </w:r>
@@ -1002,8 +1005,8 @@
         <w:rPr>
           <w:rFonts w:ascii="Avenir Next" w:hAnsi="Avenir Next" w:cs="Avenir Next" w:eastAsia="Avenir Next"/>
           <w:color w:val="1A1A1A"/>
-          <w:sz w:val="22"/>
-          <w:szCs w:val="22"/>
+          <w:sz w:val="21"/>
+          <w:szCs w:val="21"/>
         </w:rPr>
         <w:t xml:space="preserve">18 of the 24 students brought lunch.</w:t>
       </w:r>
@@ -1185,6 +1188,7 @@
           <w:tab w:val="right" w:pos="9504"/>
         </w:tabs>
         <w:spacing w:before="50" w:after="36" w:line="240" w:lineRule="auto"/>
+        <w:outlineLvl w:val="1"/>
       </w:pPr>
       <w:r>
         <w:rPr>
@@ -1269,8 +1273,8 @@
                 <w:rFonts w:ascii="Avenir Next" w:hAnsi="Avenir Next" w:cs="Avenir Next" w:eastAsia="Avenir Next"/>
                 <w:b/>
                 <w:color w:val="1A1A1A"/>
-                <w:sz w:val="22"/>
-                <w:szCs w:val="22"/>
+                <w:sz w:val="21"/>
+                <w:szCs w:val="21"/>
               </w:rPr>
               <w:t xml:space="preserve">3.</w:t>
             </w:r>
@@ -1278,8 +1282,8 @@
               <w:rPr>
                 <w:rFonts w:ascii="Avenir Next" w:hAnsi="Avenir Next" w:cs="Avenir Next" w:eastAsia="Avenir Next"/>
                 <w:color w:val="1A1A1A"/>
-                <w:sz w:val="22"/>
-                <w:szCs w:val="22"/>
+                <w:sz w:val="21"/>
+                <w:szCs w:val="21"/>
               </w:rPr>
               <w:tab/>
             </w:r>
@@ -1287,8 +1291,8 @@
               <w:rPr>
                 <w:rFonts w:ascii="Avenir Next" w:hAnsi="Avenir Next" w:cs="Avenir Next" w:eastAsia="Avenir Next"/>
                 <w:color w:val="1A1A1A"/>
-                <w:sz w:val="22"/>
-                <w:szCs w:val="22"/>
+                <w:sz w:val="21"/>
+                <w:szCs w:val="21"/>
               </w:rPr>
               <w:t xml:space="preserve">Write part/whole for each.</w:t>
             </w:r>
@@ -1342,8 +1346,8 @@
                       <w:rFonts w:ascii="Avenir Next" w:hAnsi="Avenir Next" w:cs="Avenir Next" w:eastAsia="Avenir Next"/>
                       <w:b/>
                       <w:color w:val="003A70"/>
-                      <w:sz w:val="22"/>
-                      <w:szCs w:val="22"/>
+                      <w:sz w:val="21"/>
+                      <w:szCs w:val="21"/>
                     </w:rPr>
                     <w:t xml:space="preserve">a.</w:t>
                   </w:r>
@@ -1351,8 +1355,8 @@
                     <w:rPr>
                       <w:rFonts w:ascii="Avenir Next" w:hAnsi="Avenir Next" w:cs="Avenir Next" w:eastAsia="Avenir Next"/>
                       <w:color w:val="1A1A1A"/>
-                      <w:sz w:val="22"/>
-                      <w:szCs w:val="22"/>
+                      <w:sz w:val="21"/>
+                      <w:szCs w:val="21"/>
                     </w:rPr>
                     <w:tab/>
                   </w:r>
@@ -1360,8 +1364,8 @@
                     <w:rPr>
                       <w:rFonts w:ascii="Avenir Next" w:hAnsi="Avenir Next" w:cs="Avenir Next" w:eastAsia="Avenir Next"/>
                       <w:color w:val="1A1A1A"/>
-                      <w:sz w:val="22"/>
-                      <w:szCs w:val="22"/>
+                      <w:sz w:val="21"/>
+                      <w:szCs w:val="21"/>
                     </w:rPr>
                     <w:t xml:space="preserve">7 of 10 cups are full.</w:t>
                   </w:r>
@@ -1369,8 +1373,8 @@
                     <w:rPr>
                       <w:rFonts w:ascii="Avenir Next" w:hAnsi="Avenir Next" w:cs="Avenir Next" w:eastAsia="Avenir Next"/>
                       <w:color w:val="1A1A1A"/>
-                      <w:sz w:val="22"/>
-                      <w:szCs w:val="22"/>
+                      <w:sz w:val="21"/>
+                      <w:szCs w:val="21"/>
                     </w:rPr>
                     <w:t xml:space="preserve">  </w:t>
                   </w:r>
@@ -1378,11 +1382,11 @@
                     <w:rPr>
                       <w:rFonts w:ascii="Avenir Next" w:hAnsi="Avenir Next" w:cs="Avenir Next" w:eastAsia="Avenir Next"/>
                       <w:color w:val="1A1A1A"/>
-                      <w:sz w:val="22"/>
-                      <w:szCs w:val="22"/>
+                      <w:sz w:val="21"/>
+                      <w:szCs w:val="21"/>
                       <w:u w:val="single"/>
                     </w:rPr>
-                    <w:t xml:space="preserve">      </w:t>
+                    <w:t xml:space="preserve">          </w:t>
                   </w:r>
                 </w:p>
               </w:tc>
@@ -1404,8 +1408,8 @@
                       <w:rFonts w:ascii="Avenir Next" w:hAnsi="Avenir Next" w:cs="Avenir Next" w:eastAsia="Avenir Next"/>
                       <w:b/>
                       <w:color w:val="003A70"/>
-                      <w:sz w:val="22"/>
-                      <w:szCs w:val="22"/>
+                      <w:sz w:val="21"/>
+                      <w:szCs w:val="21"/>
                     </w:rPr>
                     <w:t xml:space="preserve">b.</w:t>
                   </w:r>
@@ -1413,8 +1417,8 @@
                     <w:rPr>
                       <w:rFonts w:ascii="Avenir Next" w:hAnsi="Avenir Next" w:cs="Avenir Next" w:eastAsia="Avenir Next"/>
                       <w:color w:val="1A1A1A"/>
-                      <w:sz w:val="22"/>
-                      <w:szCs w:val="22"/>
+                      <w:sz w:val="21"/>
+                      <w:szCs w:val="21"/>
                     </w:rPr>
                     <w:tab/>
                   </w:r>
@@ -1422,8 +1426,8 @@
                     <w:rPr>
                       <w:rFonts w:ascii="Avenir Next" w:hAnsi="Avenir Next" w:cs="Avenir Next" w:eastAsia="Avenir Next"/>
                       <w:color w:val="1A1A1A"/>
-                      <w:sz w:val="22"/>
-                      <w:szCs w:val="22"/>
+                      <w:sz w:val="21"/>
+                      <w:szCs w:val="21"/>
                     </w:rPr>
                     <w:t xml:space="preserve">Ty read 15 of 40 pages.</w:t>
                   </w:r>
@@ -1431,8 +1435,8 @@
                     <w:rPr>
                       <w:rFonts w:ascii="Avenir Next" w:hAnsi="Avenir Next" w:cs="Avenir Next" w:eastAsia="Avenir Next"/>
                       <w:color w:val="1A1A1A"/>
-                      <w:sz w:val="22"/>
-                      <w:szCs w:val="22"/>
+                      <w:sz w:val="21"/>
+                      <w:szCs w:val="21"/>
                     </w:rPr>
                     <w:t xml:space="preserve">  </w:t>
                   </w:r>
@@ -1440,11 +1444,11 @@
                     <w:rPr>
                       <w:rFonts w:ascii="Avenir Next" w:hAnsi="Avenir Next" w:cs="Avenir Next" w:eastAsia="Avenir Next"/>
                       <w:color w:val="1A1A1A"/>
-                      <w:sz w:val="22"/>
-                      <w:szCs w:val="22"/>
+                      <w:sz w:val="21"/>
+                      <w:szCs w:val="21"/>
                       <w:u w:val="single"/>
                     </w:rPr>
-                    <w:t xml:space="preserve">      </w:t>
+                    <w:t xml:space="preserve">          </w:t>
                   </w:r>
                 </w:p>
               </w:tc>
@@ -1472,8 +1476,8 @@
                       <w:rFonts w:ascii="Avenir Next" w:hAnsi="Avenir Next" w:cs="Avenir Next" w:eastAsia="Avenir Next"/>
                       <w:b/>
                       <w:color w:val="003A70"/>
-                      <w:sz w:val="22"/>
-                      <w:szCs w:val="22"/>
+                      <w:sz w:val="21"/>
+                      <w:szCs w:val="21"/>
                     </w:rPr>
                     <w:t xml:space="preserve">c.</w:t>
                   </w:r>
@@ -1481,8 +1485,8 @@
                     <w:rPr>
                       <w:rFonts w:ascii="Avenir Next" w:hAnsi="Avenir Next" w:cs="Avenir Next" w:eastAsia="Avenir Next"/>
                       <w:color w:val="1A1A1A"/>
-                      <w:sz w:val="22"/>
-                      <w:szCs w:val="22"/>
+                      <w:sz w:val="21"/>
+                      <w:szCs w:val="21"/>
                     </w:rPr>
                     <w:tab/>
                   </w:r>
@@ -1490,8 +1494,8 @@
                     <w:rPr>
                       <w:rFonts w:ascii="Avenir Next" w:hAnsi="Avenir Next" w:cs="Avenir Next" w:eastAsia="Avenir Next"/>
                       <w:color w:val="1A1A1A"/>
-                      <w:sz w:val="22"/>
-                      <w:szCs w:val="22"/>
+                      <w:sz w:val="21"/>
+                      <w:szCs w:val="21"/>
                     </w:rPr>
                     <w:t xml:space="preserve">We have 63 of 100 cans.</w:t>
                   </w:r>
@@ -1499,8 +1503,8 @@
                     <w:rPr>
                       <w:rFonts w:ascii="Avenir Next" w:hAnsi="Avenir Next" w:cs="Avenir Next" w:eastAsia="Avenir Next"/>
                       <w:color w:val="1A1A1A"/>
-                      <w:sz w:val="22"/>
-                      <w:szCs w:val="22"/>
+                      <w:sz w:val="21"/>
+                      <w:szCs w:val="21"/>
                     </w:rPr>
                     <w:t xml:space="preserve">  </w:t>
                   </w:r>
@@ -1508,11 +1512,11 @@
                     <w:rPr>
                       <w:rFonts w:ascii="Avenir Next" w:hAnsi="Avenir Next" w:cs="Avenir Next" w:eastAsia="Avenir Next"/>
                       <w:color w:val="1A1A1A"/>
-                      <w:sz w:val="22"/>
-                      <w:szCs w:val="22"/>
+                      <w:sz w:val="21"/>
+                      <w:szCs w:val="21"/>
                       <w:u w:val="single"/>
                     </w:rPr>
-                    <w:t xml:space="preserve">      </w:t>
+                    <w:t xml:space="preserve">          </w:t>
                   </w:r>
                 </w:p>
               </w:tc>
@@ -1534,8 +1538,8 @@
                       <w:rFonts w:ascii="Avenir Next" w:hAnsi="Avenir Next" w:cs="Avenir Next" w:eastAsia="Avenir Next"/>
                       <w:b/>
                       <w:color w:val="003A70"/>
-                      <w:sz w:val="22"/>
-                      <w:szCs w:val="22"/>
+                      <w:sz w:val="21"/>
+                      <w:szCs w:val="21"/>
                     </w:rPr>
                     <w:t xml:space="preserve">d.</w:t>
                   </w:r>
@@ -1543,8 +1547,8 @@
                     <w:rPr>
                       <w:rFonts w:ascii="Avenir Next" w:hAnsi="Avenir Next" w:cs="Avenir Next" w:eastAsia="Avenir Next"/>
                       <w:color w:val="1A1A1A"/>
-                      <w:sz w:val="22"/>
-                      <w:szCs w:val="22"/>
+                      <w:sz w:val="21"/>
+                      <w:szCs w:val="21"/>
                     </w:rPr>
                     <w:tab/>
                   </w:r>
@@ -1552,8 +1556,8 @@
                     <w:rPr>
                       <w:rFonts w:ascii="Avenir Next" w:hAnsi="Avenir Next" w:cs="Avenir Next" w:eastAsia="Avenir Next"/>
                       <w:color w:val="1A1A1A"/>
-                      <w:sz w:val="22"/>
-                      <w:szCs w:val="22"/>
+                      <w:sz w:val="21"/>
+                      <w:szCs w:val="21"/>
                     </w:rPr>
                     <w:t xml:space="preserve">9 of 12 eggs are brown.</w:t>
                   </w:r>
@@ -1561,8 +1565,8 @@
                     <w:rPr>
                       <w:rFonts w:ascii="Avenir Next" w:hAnsi="Avenir Next" w:cs="Avenir Next" w:eastAsia="Avenir Next"/>
                       <w:color w:val="1A1A1A"/>
-                      <w:sz w:val="22"/>
-                      <w:szCs w:val="22"/>
+                      <w:sz w:val="21"/>
+                      <w:szCs w:val="21"/>
                     </w:rPr>
                     <w:t xml:space="preserve">  </w:t>
                   </w:r>
@@ -1570,11 +1574,11 @@
                     <w:rPr>
                       <w:rFonts w:ascii="Avenir Next" w:hAnsi="Avenir Next" w:cs="Avenir Next" w:eastAsia="Avenir Next"/>
                       <w:color w:val="1A1A1A"/>
-                      <w:sz w:val="22"/>
-                      <w:szCs w:val="22"/>
+                      <w:sz w:val="21"/>
+                      <w:szCs w:val="21"/>
                       <w:u w:val="single"/>
                     </w:rPr>
-                    <w:t xml:space="preserve">      </w:t>
+                    <w:t xml:space="preserve">          </w:t>
                   </w:r>
                 </w:p>
               </w:tc>
@@ -1642,7 +1646,7 @@
           <w:sz w:val="17"/>
           <w:szCs w:val="17"/>
         </w:rPr>
-        <w:t xml:space="preserve">Builds on Lesson 3-3 Session 1 · 6.RP.A.3a</w:t>
+        <w:t xml:space="preserve">Builds on Lesson 3-3 Session 1</w:t>
       </w:r>
     </w:p>
     <w:tbl>
@@ -1714,7 +1718,7 @@
                 <w:sz w:val="20"/>
                 <w:szCs w:val="20"/>
               </w:rPr>
-              <w:t xml:space="preserve">You will fill in a double number line from 0 to 240 pages.</w:t>
+              <w:t xml:space="preserve">You will fill in a double number line from 0 to 240 pages and a percent bar.</w:t>
             </w:r>
           </w:p>
         </w:tc>
@@ -1773,7 +1777,7 @@
                 <w:sz w:val="20"/>
                 <w:szCs w:val="20"/>
               </w:rPr>
-              <w:t xml:space="preserve">You will use it in Practice Form A, problem 2.</w:t>
+              <w:t xml:space="preserve">You will use it in Practice, problems 2 and 7.</w:t>
             </w:r>
           </w:p>
         </w:tc>
@@ -1789,6 +1793,7 @@
           <w:tab w:val="right" w:pos="9504"/>
         </w:tabs>
         <w:spacing w:before="50" w:after="36" w:line="240" w:lineRule="auto"/>
+        <w:outlineLvl w:val="1"/>
       </w:pPr>
       <w:r>
         <w:rPr>
@@ -2046,6 +2051,7 @@
           <w:tab w:val="right" w:pos="9504"/>
         </w:tabs>
         <w:spacing w:before="50" w:after="36" w:line="240" w:lineRule="auto"/>
+        <w:outlineLvl w:val="1"/>
       </w:pPr>
       <w:r>
         <w:rPr>
@@ -2339,6 +2345,7 @@
           <w:tab w:val="right" w:pos="9504"/>
         </w:tabs>
         <w:spacing w:before="50" w:after="36" w:line="240" w:lineRule="auto"/>
+        <w:outlineLvl w:val="1"/>
       </w:pPr>
       <w:r>
         <w:rPr>
@@ -2385,8 +2392,8 @@
           <w:rFonts w:ascii="Avenir Next" w:hAnsi="Avenir Next" w:cs="Avenir Next" w:eastAsia="Avenir Next"/>
           <w:b/>
           <w:color w:val="1A1A1A"/>
-          <w:sz w:val="22"/>
-          <w:szCs w:val="22"/>
+          <w:sz w:val="21"/>
+          <w:szCs w:val="21"/>
         </w:rPr>
         <w:t xml:space="preserve">4.</w:t>
       </w:r>
@@ -2394,8 +2401,8 @@
         <w:rPr>
           <w:rFonts w:ascii="Avenir Next" w:hAnsi="Avenir Next" w:cs="Avenir Next" w:eastAsia="Avenir Next"/>
           <w:color w:val="1A1A1A"/>
-          <w:sz w:val="22"/>
-          <w:szCs w:val="22"/>
+          <w:sz w:val="21"/>
+          <w:szCs w:val="21"/>
         </w:rPr>
         <w:tab/>
       </w:r>
@@ -2403,8 +2410,8 @@
         <w:rPr>
           <w:rFonts w:ascii="Avenir Next" w:hAnsi="Avenir Next" w:cs="Avenir Next" w:eastAsia="Avenir Next"/>
           <w:color w:val="1A1A1A"/>
-          <w:sz w:val="22"/>
-          <w:szCs w:val="22"/>
+          <w:sz w:val="21"/>
+          <w:szCs w:val="21"/>
         </w:rPr>
         <w:t xml:space="preserve">A line goes from 0% to 100% and from 0 to 80 miles, in 4 equal jumps.</w:t>
       </w:r>
@@ -2619,8 +2626,8 @@
           <w:rFonts w:ascii="Avenir Next" w:hAnsi="Avenir Next" w:cs="Avenir Next" w:eastAsia="Avenir Next"/>
           <w:b/>
           <w:color w:val="1A1A1A"/>
-          <w:sz w:val="22"/>
-          <w:szCs w:val="22"/>
+          <w:sz w:val="21"/>
+          <w:szCs w:val="21"/>
         </w:rPr>
         <w:t xml:space="preserve">5.</w:t>
       </w:r>
@@ -2628,8 +2635,8 @@
         <w:rPr>
           <w:rFonts w:ascii="Avenir Next" w:hAnsi="Avenir Next" w:cs="Avenir Next" w:eastAsia="Avenir Next"/>
           <w:color w:val="1A1A1A"/>
-          <w:sz w:val="22"/>
-          <w:szCs w:val="22"/>
+          <w:sz w:val="21"/>
+          <w:szCs w:val="21"/>
         </w:rPr>
         <w:tab/>
       </w:r>
@@ -2637,8 +2644,8 @@
         <w:rPr>
           <w:rFonts w:ascii="Avenir Next" w:hAnsi="Avenir Next" w:cs="Avenir Next" w:eastAsia="Avenir Next"/>
           <w:color w:val="1A1A1A"/>
-          <w:sz w:val="22"/>
-          <w:szCs w:val="22"/>
+          <w:sz w:val="21"/>
+          <w:szCs w:val="21"/>
         </w:rPr>
         <w:t xml:space="preserve">A double number line goes from 0% to 100% and from 0 to 200 miles, in 4 equal jumps.</w:t>
       </w:r>
@@ -2849,6 +2856,7 @@
           <w:tab w:val="right" w:pos="9504"/>
         </w:tabs>
         <w:spacing w:before="50" w:after="36" w:line="240" w:lineRule="auto"/>
+        <w:outlineLvl w:val="1"/>
       </w:pPr>
       <w:r>
         <w:rPr>
@@ -2933,8 +2941,8 @@
                 <w:rFonts w:ascii="Avenir Next" w:hAnsi="Avenir Next" w:cs="Avenir Next" w:eastAsia="Avenir Next"/>
                 <w:b/>
                 <w:color w:val="1A1A1A"/>
-                <w:sz w:val="22"/>
-                <w:szCs w:val="22"/>
+                <w:sz w:val="21"/>
+                <w:szCs w:val="21"/>
               </w:rPr>
               <w:t xml:space="preserve">6.</w:t>
             </w:r>
@@ -2942,8 +2950,8 @@
               <w:rPr>
                 <w:rFonts w:ascii="Avenir Next" w:hAnsi="Avenir Next" w:cs="Avenir Next" w:eastAsia="Avenir Next"/>
                 <w:color w:val="1A1A1A"/>
-                <w:sz w:val="22"/>
-                <w:szCs w:val="22"/>
+                <w:sz w:val="21"/>
+                <w:szCs w:val="21"/>
               </w:rPr>
               <w:tab/>
             </w:r>
@@ -2951,8 +2959,8 @@
               <w:rPr>
                 <w:rFonts w:ascii="Avenir Next" w:hAnsi="Avenir Next" w:cs="Avenir Next" w:eastAsia="Avenir Next"/>
                 <w:color w:val="1A1A1A"/>
-                <w:sz w:val="22"/>
-                <w:szCs w:val="22"/>
+                <w:sz w:val="21"/>
+                <w:szCs w:val="21"/>
               </w:rPr>
               <w:t xml:space="preserve">A double number line goes from 0% to 100% and from 0 to 120 points, in 4 equal jumps. What matches each percent?</w:t>
             </w:r>
@@ -3008,8 +3016,8 @@
                       <w:rFonts w:ascii="Avenir Next" w:hAnsi="Avenir Next" w:cs="Avenir Next" w:eastAsia="Avenir Next"/>
                       <w:b/>
                       <w:color w:val="003A70"/>
-                      <w:sz w:val="22"/>
-                      <w:szCs w:val="22"/>
+                      <w:sz w:val="21"/>
+                      <w:szCs w:val="21"/>
                     </w:rPr>
                     <w:t xml:space="preserve">a.</w:t>
                   </w:r>
@@ -3017,8 +3025,8 @@
                     <w:rPr>
                       <w:rFonts w:ascii="Avenir Next" w:hAnsi="Avenir Next" w:cs="Avenir Next" w:eastAsia="Avenir Next"/>
                       <w:color w:val="1A1A1A"/>
-                      <w:sz w:val="22"/>
-                      <w:szCs w:val="22"/>
+                      <w:sz w:val="21"/>
+                      <w:szCs w:val="21"/>
                     </w:rPr>
                     <w:tab/>
                   </w:r>
@@ -3026,8 +3034,8 @@
                     <w:rPr>
                       <w:rFonts w:ascii="Avenir Next" w:hAnsi="Avenir Next" w:cs="Avenir Next" w:eastAsia="Avenir Next"/>
                       <w:color w:val="1A1A1A"/>
-                      <w:sz w:val="22"/>
-                      <w:szCs w:val="22"/>
+                      <w:sz w:val="21"/>
+                      <w:szCs w:val="21"/>
                     </w:rPr>
                     <w:t xml:space="preserve">25% =</w:t>
                   </w:r>
@@ -3035,8 +3043,8 @@
                     <w:rPr>
                       <w:rFonts w:ascii="Avenir Next" w:hAnsi="Avenir Next" w:cs="Avenir Next" w:eastAsia="Avenir Next"/>
                       <w:color w:val="1A1A1A"/>
-                      <w:sz w:val="22"/>
-                      <w:szCs w:val="22"/>
+                      <w:sz w:val="21"/>
+                      <w:szCs w:val="21"/>
                     </w:rPr>
                     <w:t xml:space="preserve">  </w:t>
                   </w:r>
@@ -3044,11 +3052,11 @@
                     <w:rPr>
                       <w:rFonts w:ascii="Avenir Next" w:hAnsi="Avenir Next" w:cs="Avenir Next" w:eastAsia="Avenir Next"/>
                       <w:color w:val="1A1A1A"/>
-                      <w:sz w:val="22"/>
-                      <w:szCs w:val="22"/>
+                      <w:sz w:val="21"/>
+                      <w:szCs w:val="21"/>
                       <w:u w:val="single"/>
                     </w:rPr>
-                    <w:t xml:space="preserve">      </w:t>
+                    <w:t xml:space="preserve">          </w:t>
                   </w:r>
                 </w:p>
               </w:tc>
@@ -3070,8 +3078,8 @@
                       <w:rFonts w:ascii="Avenir Next" w:hAnsi="Avenir Next" w:cs="Avenir Next" w:eastAsia="Avenir Next"/>
                       <w:b/>
                       <w:color w:val="003A70"/>
-                      <w:sz w:val="22"/>
-                      <w:szCs w:val="22"/>
+                      <w:sz w:val="21"/>
+                      <w:szCs w:val="21"/>
                     </w:rPr>
                     <w:t xml:space="preserve">b.</w:t>
                   </w:r>
@@ -3079,8 +3087,8 @@
                     <w:rPr>
                       <w:rFonts w:ascii="Avenir Next" w:hAnsi="Avenir Next" w:cs="Avenir Next" w:eastAsia="Avenir Next"/>
                       <w:color w:val="1A1A1A"/>
-                      <w:sz w:val="22"/>
-                      <w:szCs w:val="22"/>
+                      <w:sz w:val="21"/>
+                      <w:szCs w:val="21"/>
                     </w:rPr>
                     <w:tab/>
                   </w:r>
@@ -3088,8 +3096,8 @@
                     <w:rPr>
                       <w:rFonts w:ascii="Avenir Next" w:hAnsi="Avenir Next" w:cs="Avenir Next" w:eastAsia="Avenir Next"/>
                       <w:color w:val="1A1A1A"/>
-                      <w:sz w:val="22"/>
-                      <w:szCs w:val="22"/>
+                      <w:sz w:val="21"/>
+                      <w:szCs w:val="21"/>
                     </w:rPr>
                     <w:t xml:space="preserve">50% =</w:t>
                   </w:r>
@@ -3097,8 +3105,8 @@
                     <w:rPr>
                       <w:rFonts w:ascii="Avenir Next" w:hAnsi="Avenir Next" w:cs="Avenir Next" w:eastAsia="Avenir Next"/>
                       <w:color w:val="1A1A1A"/>
-                      <w:sz w:val="22"/>
-                      <w:szCs w:val="22"/>
+                      <w:sz w:val="21"/>
+                      <w:szCs w:val="21"/>
                     </w:rPr>
                     <w:t xml:space="preserve">  </w:t>
                   </w:r>
@@ -3106,11 +3114,11 @@
                     <w:rPr>
                       <w:rFonts w:ascii="Avenir Next" w:hAnsi="Avenir Next" w:cs="Avenir Next" w:eastAsia="Avenir Next"/>
                       <w:color w:val="1A1A1A"/>
-                      <w:sz w:val="22"/>
-                      <w:szCs w:val="22"/>
+                      <w:sz w:val="21"/>
+                      <w:szCs w:val="21"/>
                       <w:u w:val="single"/>
                     </w:rPr>
-                    <w:t xml:space="preserve">      </w:t>
+                    <w:t xml:space="preserve">          </w:t>
                   </w:r>
                 </w:p>
               </w:tc>
@@ -3132,8 +3140,8 @@
                       <w:rFonts w:ascii="Avenir Next" w:hAnsi="Avenir Next" w:cs="Avenir Next" w:eastAsia="Avenir Next"/>
                       <w:b/>
                       <w:color w:val="003A70"/>
-                      <w:sz w:val="22"/>
-                      <w:szCs w:val="22"/>
+                      <w:sz w:val="21"/>
+                      <w:szCs w:val="21"/>
                     </w:rPr>
                     <w:t xml:space="preserve">c.</w:t>
                   </w:r>
@@ -3141,8 +3149,8 @@
                     <w:rPr>
                       <w:rFonts w:ascii="Avenir Next" w:hAnsi="Avenir Next" w:cs="Avenir Next" w:eastAsia="Avenir Next"/>
                       <w:color w:val="1A1A1A"/>
-                      <w:sz w:val="22"/>
-                      <w:szCs w:val="22"/>
+                      <w:sz w:val="21"/>
+                      <w:szCs w:val="21"/>
                     </w:rPr>
                     <w:tab/>
                   </w:r>
@@ -3150,8 +3158,8 @@
                     <w:rPr>
                       <w:rFonts w:ascii="Avenir Next" w:hAnsi="Avenir Next" w:cs="Avenir Next" w:eastAsia="Avenir Next"/>
                       <w:color w:val="1A1A1A"/>
-                      <w:sz w:val="22"/>
-                      <w:szCs w:val="22"/>
+                      <w:sz w:val="21"/>
+                      <w:szCs w:val="21"/>
                     </w:rPr>
                     <w:t xml:space="preserve">75% =</w:t>
                   </w:r>
@@ -3159,8 +3167,8 @@
                     <w:rPr>
                       <w:rFonts w:ascii="Avenir Next" w:hAnsi="Avenir Next" w:cs="Avenir Next" w:eastAsia="Avenir Next"/>
                       <w:color w:val="1A1A1A"/>
-                      <w:sz w:val="22"/>
-                      <w:szCs w:val="22"/>
+                      <w:sz w:val="21"/>
+                      <w:szCs w:val="21"/>
                     </w:rPr>
                     <w:t xml:space="preserve">  </w:t>
                   </w:r>
@@ -3168,11 +3176,11 @@
                     <w:rPr>
                       <w:rFonts w:ascii="Avenir Next" w:hAnsi="Avenir Next" w:cs="Avenir Next" w:eastAsia="Avenir Next"/>
                       <w:color w:val="1A1A1A"/>
-                      <w:sz w:val="22"/>
-                      <w:szCs w:val="22"/>
+                      <w:sz w:val="21"/>
+                      <w:szCs w:val="21"/>
                       <w:u w:val="single"/>
                     </w:rPr>
-                    <w:t xml:space="preserve">      </w:t>
+                    <w:t xml:space="preserve">          </w:t>
                   </w:r>
                 </w:p>
               </w:tc>
@@ -3194,8 +3202,8 @@
                       <w:rFonts w:ascii="Avenir Next" w:hAnsi="Avenir Next" w:cs="Avenir Next" w:eastAsia="Avenir Next"/>
                       <w:b/>
                       <w:color w:val="003A70"/>
-                      <w:sz w:val="22"/>
-                      <w:szCs w:val="22"/>
+                      <w:sz w:val="21"/>
+                      <w:szCs w:val="21"/>
                     </w:rPr>
                     <w:t xml:space="preserve">d.</w:t>
                   </w:r>
@@ -3203,8 +3211,8 @@
                     <w:rPr>
                       <w:rFonts w:ascii="Avenir Next" w:hAnsi="Avenir Next" w:cs="Avenir Next" w:eastAsia="Avenir Next"/>
                       <w:color w:val="1A1A1A"/>
-                      <w:sz w:val="22"/>
-                      <w:szCs w:val="22"/>
+                      <w:sz w:val="21"/>
+                      <w:szCs w:val="21"/>
                     </w:rPr>
                     <w:tab/>
                   </w:r>
@@ -3212,8 +3220,8 @@
                     <w:rPr>
                       <w:rFonts w:ascii="Avenir Next" w:hAnsi="Avenir Next" w:cs="Avenir Next" w:eastAsia="Avenir Next"/>
                       <w:color w:val="1A1A1A"/>
-                      <w:sz w:val="22"/>
-                      <w:szCs w:val="22"/>
+                      <w:sz w:val="21"/>
+                      <w:szCs w:val="21"/>
                     </w:rPr>
                     <w:t xml:space="preserve">100% =</w:t>
                   </w:r>
@@ -3221,8 +3229,8 @@
                     <w:rPr>
                       <w:rFonts w:ascii="Avenir Next" w:hAnsi="Avenir Next" w:cs="Avenir Next" w:eastAsia="Avenir Next"/>
                       <w:color w:val="1A1A1A"/>
-                      <w:sz w:val="22"/>
-                      <w:szCs w:val="22"/>
+                      <w:sz w:val="21"/>
+                      <w:szCs w:val="21"/>
                     </w:rPr>
                     <w:t xml:space="preserve">  </w:t>
                   </w:r>
@@ -3230,11 +3238,11 @@
                     <w:rPr>
                       <w:rFonts w:ascii="Avenir Next" w:hAnsi="Avenir Next" w:cs="Avenir Next" w:eastAsia="Avenir Next"/>
                       <w:color w:val="1A1A1A"/>
-                      <w:sz w:val="22"/>
-                      <w:szCs w:val="22"/>
+                      <w:sz w:val="21"/>
+                      <w:szCs w:val="21"/>
                       <w:u w:val="single"/>
                     </w:rPr>
-                    <w:t xml:space="preserve">      </w:t>
+                    <w:t xml:space="preserve">          </w:t>
                   </w:r>
                 </w:p>
               </w:tc>
@@ -3263,6 +3271,7 @@
           <w:tab w:val="right" w:pos="9504"/>
         </w:tabs>
         <w:spacing w:before="50" w:after="36" w:line="240" w:lineRule="auto"/>
+        <w:outlineLvl w:val="1"/>
       </w:pPr>
       <w:r>
         <w:rPr>
@@ -3347,8 +3356,8 @@
                 <w:rFonts w:ascii="Avenir Next" w:hAnsi="Avenir Next" w:cs="Avenir Next" w:eastAsia="Avenir Next"/>
                 <w:b/>
                 <w:color w:val="1A1A1A"/>
-                <w:sz w:val="22"/>
-                <w:szCs w:val="22"/>
+                <w:sz w:val="21"/>
+                <w:szCs w:val="21"/>
               </w:rPr>
               <w:t xml:space="preserve">7.</w:t>
             </w:r>
@@ -3356,8 +3365,8 @@
               <w:rPr>
                 <w:rFonts w:ascii="Avenir Next" w:hAnsi="Avenir Next" w:cs="Avenir Next" w:eastAsia="Avenir Next"/>
                 <w:color w:val="1A1A1A"/>
-                <w:sz w:val="22"/>
-                <w:szCs w:val="22"/>
+                <w:sz w:val="21"/>
+                <w:szCs w:val="21"/>
               </w:rPr>
               <w:tab/>
             </w:r>
@@ -3365,8 +3374,8 @@
               <w:rPr>
                 <w:rFonts w:ascii="Avenir Next" w:hAnsi="Avenir Next" w:cs="Avenir Next" w:eastAsia="Avenir Next"/>
                 <w:color w:val="1A1A1A"/>
-                <w:sz w:val="22"/>
-                <w:szCs w:val="22"/>
+                <w:sz w:val="21"/>
+                <w:szCs w:val="21"/>
               </w:rPr>
               <w:t xml:space="preserve">A double number line goes from 0 to 360 pages. Which pages match 25%, 50%, and 75%?</w:t>
             </w:r>
@@ -3421,8 +3430,8 @@
                       <w:rFonts w:ascii="Avenir Next" w:hAnsi="Avenir Next" w:cs="Avenir Next" w:eastAsia="Avenir Next"/>
                       <w:b/>
                       <w:color w:val="003A70"/>
-                      <w:sz w:val="21"/>
-                      <w:szCs w:val="21"/>
+                      <w:sz w:val="22"/>
+                      <w:szCs w:val="22"/>
                     </w:rPr>
                     <w:t xml:space="preserve">A</w:t>
                   </w:r>
@@ -3430,8 +3439,8 @@
                     <w:rPr>
                       <w:rFonts w:ascii="Avenir Next" w:hAnsi="Avenir Next" w:cs="Avenir Next" w:eastAsia="Avenir Next"/>
                       <w:color w:val="1A1A1A"/>
-                      <w:sz w:val="21"/>
-                      <w:szCs w:val="21"/>
+                      <w:sz w:val="22"/>
+                      <w:szCs w:val="22"/>
                     </w:rPr>
                     <w:tab/>
                   </w:r>
@@ -3439,8 +3448,8 @@
                     <w:rPr>
                       <w:rFonts w:ascii="Avenir Next" w:hAnsi="Avenir Next" w:cs="Avenir Next" w:eastAsia="Avenir Next"/>
                       <w:color w:val="1A1A1A"/>
-                      <w:sz w:val="21"/>
-                      <w:szCs w:val="21"/>
+                      <w:sz w:val="22"/>
+                      <w:szCs w:val="22"/>
                     </w:rPr>
                     <w:t xml:space="preserve">90, 180, 270</w:t>
                   </w:r>
@@ -3464,8 +3473,8 @@
                       <w:rFonts w:ascii="Avenir Next" w:hAnsi="Avenir Next" w:cs="Avenir Next" w:eastAsia="Avenir Next"/>
                       <w:b/>
                       <w:color w:val="003A70"/>
-                      <w:sz w:val="21"/>
-                      <w:szCs w:val="21"/>
+                      <w:sz w:val="22"/>
+                      <w:szCs w:val="22"/>
                     </w:rPr>
                     <w:t xml:space="preserve">B</w:t>
                   </w:r>
@@ -3473,8 +3482,8 @@
                     <w:rPr>
                       <w:rFonts w:ascii="Avenir Next" w:hAnsi="Avenir Next" w:cs="Avenir Next" w:eastAsia="Avenir Next"/>
                       <w:color w:val="1A1A1A"/>
-                      <w:sz w:val="21"/>
-                      <w:szCs w:val="21"/>
+                      <w:sz w:val="22"/>
+                      <w:szCs w:val="22"/>
                     </w:rPr>
                     <w:tab/>
                   </w:r>
@@ -3482,8 +3491,8 @@
                     <w:rPr>
                       <w:rFonts w:ascii="Avenir Next" w:hAnsi="Avenir Next" w:cs="Avenir Next" w:eastAsia="Avenir Next"/>
                       <w:color w:val="1A1A1A"/>
-                      <w:sz w:val="21"/>
-                      <w:szCs w:val="21"/>
+                      <w:sz w:val="22"/>
+                      <w:szCs w:val="22"/>
                     </w:rPr>
                     <w:t xml:space="preserve">25, 50, 75</w:t>
                   </w:r>
@@ -3507,8 +3516,8 @@
                       <w:rFonts w:ascii="Avenir Next" w:hAnsi="Avenir Next" w:cs="Avenir Next" w:eastAsia="Avenir Next"/>
                       <w:b/>
                       <w:color w:val="003A70"/>
-                      <w:sz w:val="21"/>
-                      <w:szCs w:val="21"/>
+                      <w:sz w:val="22"/>
+                      <w:szCs w:val="22"/>
                     </w:rPr>
                     <w:t xml:space="preserve">C</w:t>
                   </w:r>
@@ -3516,8 +3525,8 @@
                     <w:rPr>
                       <w:rFonts w:ascii="Avenir Next" w:hAnsi="Avenir Next" w:cs="Avenir Next" w:eastAsia="Avenir Next"/>
                       <w:color w:val="1A1A1A"/>
-                      <w:sz w:val="21"/>
-                      <w:szCs w:val="21"/>
+                      <w:sz w:val="22"/>
+                      <w:szCs w:val="22"/>
                     </w:rPr>
                     <w:tab/>
                   </w:r>
@@ -3525,8 +3534,8 @@
                     <w:rPr>
                       <w:rFonts w:ascii="Avenir Next" w:hAnsi="Avenir Next" w:cs="Avenir Next" w:eastAsia="Avenir Next"/>
                       <w:color w:val="1A1A1A"/>
-                      <w:sz w:val="21"/>
-                      <w:szCs w:val="21"/>
+                      <w:sz w:val="22"/>
+                      <w:szCs w:val="22"/>
                     </w:rPr>
                     <w:t xml:space="preserve">60, 120, 180</w:t>
                   </w:r>
@@ -3550,8 +3559,8 @@
                       <w:rFonts w:ascii="Avenir Next" w:hAnsi="Avenir Next" w:cs="Avenir Next" w:eastAsia="Avenir Next"/>
                       <w:b/>
                       <w:color w:val="003A70"/>
-                      <w:sz w:val="21"/>
-                      <w:szCs w:val="21"/>
+                      <w:sz w:val="22"/>
+                      <w:szCs w:val="22"/>
                     </w:rPr>
                     <w:t xml:space="preserve">D</w:t>
                   </w:r>
@@ -3559,8 +3568,8 @@
                     <w:rPr>
                       <w:rFonts w:ascii="Avenir Next" w:hAnsi="Avenir Next" w:cs="Avenir Next" w:eastAsia="Avenir Next"/>
                       <w:color w:val="1A1A1A"/>
-                      <w:sz w:val="21"/>
-                      <w:szCs w:val="21"/>
+                      <w:sz w:val="22"/>
+                      <w:szCs w:val="22"/>
                     </w:rPr>
                     <w:tab/>
                   </w:r>
@@ -3568,8 +3577,8 @@
                     <w:rPr>
                       <w:rFonts w:ascii="Avenir Next" w:hAnsi="Avenir Next" w:cs="Avenir Next" w:eastAsia="Avenir Next"/>
                       <w:color w:val="1A1A1A"/>
-                      <w:sz w:val="21"/>
-                      <w:szCs w:val="21"/>
+                      <w:sz w:val="22"/>
+                      <w:szCs w:val="22"/>
                     </w:rPr>
                     <w:t xml:space="preserve">100, 200, 300</w:t>
                   </w:r>
@@ -3617,19 +3626,19 @@
         <w:tblLook w:val="0000" w:firstRow="0" w:lastRow="0" w:firstColumn="0" w:lastColumn="0" w:noHBand="1" w:noVBand="1"/>
       </w:tblPr>
       <w:tblGrid>
-        <w:gridCol w:w="2000"/>
-        <w:gridCol w:w="2300"/>
-        <w:gridCol w:w="2100"/>
-        <w:gridCol w:w="3104"/>
+        <w:gridCol w:w="1750"/>
+        <w:gridCol w:w="2500"/>
+        <w:gridCol w:w="2200"/>
+        <w:gridCol w:w="3054"/>
       </w:tblGrid>
       <w:tr>
         <w:trPr>
           <w:cantSplit/>
-          <w:trHeight w:val="320" w:hRule="atLeast"/>
+          <w:trHeight w:val="300" w:hRule="atLeast"/>
         </w:trPr>
         <w:tc>
           <w:tcPr>
-            <w:tcW w:w="2000" w:type="dxa"/>
+            <w:tcW w:w="1750" w:type="dxa"/>
             <w:vAlign w:val="center"/>
           </w:tcPr>
           <w:p>
@@ -3651,7 +3660,7 @@
         </w:tc>
         <w:tc>
           <w:tcPr>
-            <w:tcW w:w="2300" w:type="dxa"/>
+            <w:tcW w:w="2500" w:type="dxa"/>
             <w:vAlign w:val="center"/>
           </w:tcPr>
           <w:p>
@@ -3662,8 +3671,8 @@
               <w:rPr>
                 <w:rFonts w:ascii="Arial" w:hAnsi="Arial" w:cs="Arial" w:eastAsia="Arial"/>
                 <w:color w:val="1A1A1A"/>
-                <w:sz w:val="24"/>
-                <w:szCs w:val="24"/>
+                <w:sz w:val="20"/>
+                <w:szCs w:val="20"/>
               </w:rPr>
               <w:t xml:space="preserve">□</w:t>
             </w:r>
@@ -3680,7 +3689,7 @@
         </w:tc>
         <w:tc>
           <w:tcPr>
-            <w:tcW w:w="2100" w:type="dxa"/>
+            <w:tcW w:w="2200" w:type="dxa"/>
             <w:vAlign w:val="center"/>
           </w:tcPr>
           <w:p>
@@ -3691,8 +3700,8 @@
               <w:rPr>
                 <w:rFonts w:ascii="Arial" w:hAnsi="Arial" w:cs="Arial" w:eastAsia="Arial"/>
                 <w:color w:val="1A1A1A"/>
-                <w:sz w:val="24"/>
-                <w:szCs w:val="24"/>
+                <w:sz w:val="20"/>
+                <w:szCs w:val="20"/>
               </w:rPr>
               <w:t xml:space="preserve">□</w:t>
             </w:r>
@@ -3709,7 +3718,7 @@
         </w:tc>
         <w:tc>
           <w:tcPr>
-            <w:tcW w:w="3104" w:type="dxa"/>
+            <w:tcW w:w="3054" w:type="dxa"/>
             <w:vAlign w:val="center"/>
           </w:tcPr>
           <w:p>
@@ -3720,8 +3729,8 @@
               <w:rPr>
                 <w:rFonts w:ascii="Arial" w:hAnsi="Arial" w:cs="Arial" w:eastAsia="Arial"/>
                 <w:color w:val="1A1A1A"/>
-                <w:sz w:val="24"/>
-                <w:szCs w:val="24"/>
+                <w:sz w:val="20"/>
+                <w:szCs w:val="20"/>
               </w:rPr>
               <w:t xml:space="preserve">□</w:t>
             </w:r>
@@ -3756,7 +3765,7 @@
     <w:sectPr>
       <w:footerReference w:type="default" r:id="rIdFooter1"/>
       <w:pgSz w:w="12240" w:h="15840"/>
-      <w:pgMar w:top="893" w:right="1224" w:bottom="835" w:left="1512" w:header="432" w:footer="432" w:gutter="0"/>
+      <w:pgMar w:top="780" w:right="1224" w:bottom="760" w:left="1512" w:header="432" w:footer="432" w:gutter="0"/>
       <w:cols w:space="720"/>
     </w:sectPr>
   </w:body>
